--- a/readcoach/docs/发言稿-录屏.docx
+++ b/readcoach/docs/发言稿-录屏.docx
@@ -369,7 +369,7 @@
         <w:tblStyle w:val="TableGrid"/>
         <w:tblW w:type="auto" w:w="0"/>
         <w:jc w:val="center"/>
-        <w:tblLayout w:type="autofit"/>
+        <w:tblLayout w:type="fixed"/>
         <w:tblLook w:firstColumn="1" w:firstRow="1" w:lastColumn="0" w:lastRow="0" w:noHBand="0" w:noVBand="1" w:val="04A0"/>
       </w:tblPr>
       <w:tblGrid>
@@ -384,7 +384,7 @@
         </w:trPr>
         <w:tc>
           <w:tcPr>
-            <w:tcW w:type="dxa" w:w="3137"/>
+            <w:tcW w:type="dxa" w:w="1962"/>
             <w:shd w:val="clear" w:color="auto" w:fill="EAF1FB"/>
           </w:tcPr>
           <w:p>
@@ -406,7 +406,7 @@
         </w:tc>
         <w:tc>
           <w:tcPr>
-            <w:tcW w:type="dxa" w:w="3137"/>
+            <w:tcW w:type="dxa" w:w="2242"/>
             <w:shd w:val="clear" w:color="auto" w:fill="EAF1FB"/>
           </w:tcPr>
           <w:p>
@@ -428,7 +428,7 @@
         </w:tc>
         <w:tc>
           <w:tcPr>
-            <w:tcW w:type="dxa" w:w="3137"/>
+            <w:tcW w:type="dxa" w:w="5208"/>
             <w:shd w:val="clear" w:color="auto" w:fill="EAF1FB"/>
           </w:tcPr>
           <w:p>
@@ -455,7 +455,7 @@
         </w:trPr>
         <w:tc>
           <w:tcPr>
-            <w:tcW w:type="dxa" w:w="3137"/>
+            <w:tcW w:type="dxa" w:w="1962"/>
           </w:tcPr>
           <w:p>
             <w:pPr>
@@ -476,7 +476,7 @@
         </w:tc>
         <w:tc>
           <w:tcPr>
-            <w:tcW w:type="dxa" w:w="3137"/>
+            <w:tcW w:type="dxa" w:w="2242"/>
           </w:tcPr>
           <w:p>
             <w:pPr>
@@ -514,7 +514,7 @@
         </w:tc>
         <w:tc>
           <w:tcPr>
-            <w:tcW w:type="dxa" w:w="3137"/>
+            <w:tcW w:type="dxa" w:w="5208"/>
           </w:tcPr>
           <w:p>
             <w:pPr>
@@ -540,7 +540,7 @@
         </w:trPr>
         <w:tc>
           <w:tcPr>
-            <w:tcW w:type="dxa" w:w="3137"/>
+            <w:tcW w:type="dxa" w:w="1962"/>
           </w:tcPr>
           <w:p>
             <w:pPr>
@@ -561,7 +561,7 @@
         </w:tc>
         <w:tc>
           <w:tcPr>
-            <w:tcW w:type="dxa" w:w="3137"/>
+            <w:tcW w:type="dxa" w:w="2242"/>
           </w:tcPr>
           <w:p>
             <w:pPr>
@@ -582,7 +582,7 @@
         </w:tc>
         <w:tc>
           <w:tcPr>
-            <w:tcW w:type="dxa" w:w="3137"/>
+            <w:tcW w:type="dxa" w:w="5208"/>
           </w:tcPr>
           <w:p>
             <w:pPr>
@@ -608,7 +608,7 @@
         </w:trPr>
         <w:tc>
           <w:tcPr>
-            <w:tcW w:type="dxa" w:w="3137"/>
+            <w:tcW w:type="dxa" w:w="1962"/>
           </w:tcPr>
           <w:p>
             <w:pPr>
@@ -629,7 +629,7 @@
         </w:tc>
         <w:tc>
           <w:tcPr>
-            <w:tcW w:type="dxa" w:w="3137"/>
+            <w:tcW w:type="dxa" w:w="2242"/>
           </w:tcPr>
           <w:p>
             <w:pPr>
@@ -650,7 +650,7 @@
         </w:tc>
         <w:tc>
           <w:tcPr>
-            <w:tcW w:type="dxa" w:w="3137"/>
+            <w:tcW w:type="dxa" w:w="5208"/>
           </w:tcPr>
           <w:p>
             <w:pPr>
@@ -676,7 +676,7 @@
         </w:trPr>
         <w:tc>
           <w:tcPr>
-            <w:tcW w:type="dxa" w:w="3137"/>
+            <w:tcW w:type="dxa" w:w="1962"/>
           </w:tcPr>
           <w:p>
             <w:pPr>
@@ -697,7 +697,7 @@
         </w:tc>
         <w:tc>
           <w:tcPr>
-            <w:tcW w:type="dxa" w:w="3137"/>
+            <w:tcW w:type="dxa" w:w="2242"/>
           </w:tcPr>
           <w:p>
             <w:pPr>
@@ -727,7 +727,7 @@
         </w:tc>
         <w:tc>
           <w:tcPr>
-            <w:tcW w:type="dxa" w:w="3137"/>
+            <w:tcW w:type="dxa" w:w="5208"/>
           </w:tcPr>
           <w:p>
             <w:pPr>
@@ -753,7 +753,7 @@
         </w:trPr>
         <w:tc>
           <w:tcPr>
-            <w:tcW w:type="dxa" w:w="3137"/>
+            <w:tcW w:type="dxa" w:w="1962"/>
           </w:tcPr>
           <w:p>
             <w:pPr>
@@ -774,7 +774,7 @@
         </w:tc>
         <w:tc>
           <w:tcPr>
-            <w:tcW w:type="dxa" w:w="3137"/>
+            <w:tcW w:type="dxa" w:w="2242"/>
           </w:tcPr>
           <w:p>
             <w:pPr>
@@ -812,7 +812,7 @@
         </w:tc>
         <w:tc>
           <w:tcPr>
-            <w:tcW w:type="dxa" w:w="3137"/>
+            <w:tcW w:type="dxa" w:w="5208"/>
           </w:tcPr>
           <w:p>
             <w:pPr>
@@ -838,7 +838,7 @@
         </w:trPr>
         <w:tc>
           <w:tcPr>
-            <w:tcW w:type="dxa" w:w="3137"/>
+            <w:tcW w:type="dxa" w:w="1962"/>
           </w:tcPr>
           <w:p>
             <w:pPr>
@@ -859,7 +859,7 @@
         </w:tc>
         <w:tc>
           <w:tcPr>
-            <w:tcW w:type="dxa" w:w="3137"/>
+            <w:tcW w:type="dxa" w:w="2242"/>
           </w:tcPr>
           <w:p>
             <w:pPr>
@@ -880,7 +880,7 @@
         </w:tc>
         <w:tc>
           <w:tcPr>
-            <w:tcW w:type="dxa" w:w="3137"/>
+            <w:tcW w:type="dxa" w:w="5208"/>
           </w:tcPr>
           <w:p>
             <w:pPr>
@@ -906,7 +906,7 @@
         </w:trPr>
         <w:tc>
           <w:tcPr>
-            <w:tcW w:type="dxa" w:w="3137"/>
+            <w:tcW w:type="dxa" w:w="1962"/>
           </w:tcPr>
           <w:p>
             <w:pPr>
@@ -927,7 +927,7 @@
         </w:tc>
         <w:tc>
           <w:tcPr>
-            <w:tcW w:type="dxa" w:w="3137"/>
+            <w:tcW w:type="dxa" w:w="2242"/>
           </w:tcPr>
           <w:p>
             <w:pPr>
@@ -948,7 +948,7 @@
         </w:tc>
         <w:tc>
           <w:tcPr>
-            <w:tcW w:type="dxa" w:w="3137"/>
+            <w:tcW w:type="dxa" w:w="5208"/>
           </w:tcPr>
           <w:p>
             <w:pPr>
@@ -974,7 +974,7 @@
         </w:trPr>
         <w:tc>
           <w:tcPr>
-            <w:tcW w:type="dxa" w:w="3137"/>
+            <w:tcW w:type="dxa" w:w="1962"/>
           </w:tcPr>
           <w:p>
             <w:pPr>
@@ -995,7 +995,7 @@
         </w:tc>
         <w:tc>
           <w:tcPr>
-            <w:tcW w:type="dxa" w:w="3137"/>
+            <w:tcW w:type="dxa" w:w="2242"/>
           </w:tcPr>
           <w:p>
             <w:pPr>
@@ -1034,7 +1034,7 @@
         </w:tc>
         <w:tc>
           <w:tcPr>
-            <w:tcW w:type="dxa" w:w="3137"/>
+            <w:tcW w:type="dxa" w:w="5208"/>
           </w:tcPr>
           <w:p>
             <w:pPr>
@@ -1060,7 +1060,7 @@
         </w:trPr>
         <w:tc>
           <w:tcPr>
-            <w:tcW w:type="dxa" w:w="3137"/>
+            <w:tcW w:type="dxa" w:w="1962"/>
           </w:tcPr>
           <w:p>
             <w:pPr>
@@ -1081,7 +1081,7 @@
         </w:tc>
         <w:tc>
           <w:tcPr>
-            <w:tcW w:type="dxa" w:w="3137"/>
+            <w:tcW w:type="dxa" w:w="2242"/>
           </w:tcPr>
           <w:p>
             <w:pPr>
@@ -1102,7 +1102,7 @@
         </w:tc>
         <w:tc>
           <w:tcPr>
-            <w:tcW w:type="dxa" w:w="3137"/>
+            <w:tcW w:type="dxa" w:w="5208"/>
           </w:tcPr>
           <w:p>
             <w:pPr>
@@ -1128,7 +1128,7 @@
         </w:trPr>
         <w:tc>
           <w:tcPr>
-            <w:tcW w:type="dxa" w:w="3137"/>
+            <w:tcW w:type="dxa" w:w="1962"/>
           </w:tcPr>
           <w:p>
             <w:pPr>
@@ -1149,7 +1149,7 @@
         </w:tc>
         <w:tc>
           <w:tcPr>
-            <w:tcW w:type="dxa" w:w="3137"/>
+            <w:tcW w:type="dxa" w:w="2242"/>
           </w:tcPr>
           <w:p>
             <w:pPr>
@@ -1170,7 +1170,7 @@
         </w:tc>
         <w:tc>
           <w:tcPr>
-            <w:tcW w:type="dxa" w:w="3137"/>
+            <w:tcW w:type="dxa" w:w="5208"/>
           </w:tcPr>
           <w:p>
             <w:pPr>
@@ -1196,7 +1196,7 @@
         </w:trPr>
         <w:tc>
           <w:tcPr>
-            <w:tcW w:type="dxa" w:w="3137"/>
+            <w:tcW w:type="dxa" w:w="1962"/>
           </w:tcPr>
           <w:p>
             <w:pPr>
@@ -1217,7 +1217,7 @@
         </w:tc>
         <w:tc>
           <w:tcPr>
-            <w:tcW w:type="dxa" w:w="3137"/>
+            <w:tcW w:type="dxa" w:w="2242"/>
           </w:tcPr>
           <w:p>
             <w:pPr>
@@ -1238,7 +1238,7 @@
         </w:tc>
         <w:tc>
           <w:tcPr>
-            <w:tcW w:type="dxa" w:w="3137"/>
+            <w:tcW w:type="dxa" w:w="5208"/>
           </w:tcPr>
           <w:p>
             <w:pPr>
@@ -1264,7 +1264,7 @@
         </w:trPr>
         <w:tc>
           <w:tcPr>
-            <w:tcW w:type="dxa" w:w="3137"/>
+            <w:tcW w:type="dxa" w:w="1962"/>
           </w:tcPr>
           <w:p>
             <w:pPr>
@@ -1284,7 +1284,7 @@
         </w:tc>
         <w:tc>
           <w:tcPr>
-            <w:tcW w:type="dxa" w:w="3137"/>
+            <w:tcW w:type="dxa" w:w="2242"/>
           </w:tcPr>
           <w:p>
             <w:pPr>
@@ -1304,7 +1304,7 @@
         </w:tc>
         <w:tc>
           <w:tcPr>
-            <w:tcW w:type="dxa" w:w="3137"/>
+            <w:tcW w:type="dxa" w:w="5208"/>
           </w:tcPr>
           <w:p>
             <w:pPr>
